--- a/健康･体力レポート構想シート_1年.docx
+++ b/健康･体力レポート構想シート_1年.docx
@@ -1,6 +1,6 @@
 
 <file path=word/document.xml><?xml version="1.0" encoding="utf-8"?>
-<w:document xmlns:wpc="http://schemas.microsoft.com/office/word/2010/wordprocessingCanvas" xmlns:cx="http://schemas.microsoft.com/office/drawing/2014/chartex" xmlns:cx1="http://schemas.microsoft.com/office/drawing/2015/9/8/chartex" xmlns:cx2="http://schemas.microsoft.com/office/drawing/2015/10/21/chartex" xmlns:cx3="http://schemas.microsoft.com/office/drawing/2016/5/9/chartex" xmlns:cx4="http://schemas.microsoft.com/office/drawing/2016/5/10/chartex" xmlns:cx5="http://schemas.microsoft.com/office/drawing/2016/5/11/chartex" xmlns:cx6="http://schemas.microsoft.com/office/drawing/2016/5/12/chartex" xmlns:cx7="http://schemas.microsoft.com/office/drawing/2016/5/13/chartex" xmlns:cx8="http://schemas.microsoft.com/office/drawing/2016/5/14/chartex" xmlns:mc="http://schemas.openxmlformats.org/markup-compatibility/2006" xmlns:aink="http://schemas.microsoft.com/office/drawing/2016/ink" xmlns:am3d="http://schemas.microsoft.com/office/drawing/2017/model3d" xmlns:o="urn:schemas-microsoft-com:office:office" xmlns:oel="http://schemas.microsoft.com/office/2019/extlst" xmlns:r="http://schemas.openxmlformats.org/officeDocument/2006/relationships" xmlns:m="http://schemas.openxmlformats.org/officeDocument/2006/math" xmlns:v="urn:schemas-microsoft-com:vml" xmlns:wp14="http://schemas.microsoft.com/office/word/2010/wordprocessingDrawing" xmlns:wp="http://schemas.openxmlformats.org/drawingml/2006/wordprocessingDrawing" xmlns:w10="urn:schemas-microsoft-com:office:word" xmlns:w="http://schemas.openxmlformats.org/wordprocessingml/2006/main" xmlns:w14="http://schemas.microsoft.com/office/word/2010/wordml" xmlns:w15="http://schemas.microsoft.com/office/word/2012/wordml" xmlns:w16cex="http://schemas.microsoft.com/office/word/2018/wordml/cex" xmlns:w16cid="http://schemas.microsoft.com/office/word/2016/wordml/cid" xmlns:w16="http://schemas.microsoft.com/office/word/2018/wordml" xmlns:w16du="http://schemas.microsoft.com/office/word/2023/wordml/word16du" xmlns:w16sdtdh="http://schemas.microsoft.com/office/word/2020/wordml/sdtdatahash" xmlns:w16se="http://schemas.microsoft.com/office/word/2015/wordml/symex" xmlns:wpg="http://schemas.microsoft.com/office/word/2010/wordprocessingGroup" xmlns:wpi="http://schemas.microsoft.com/office/word/2010/wordprocessingInk" xmlns:wne="http://schemas.microsoft.com/office/word/2006/wordml" xmlns:wps="http://schemas.microsoft.com/office/word/2010/wordprocessingShape" mc:Ignorable="w14 w15 w16se w16cid w16 w16cex w16sdtdh w16du wp14">
+<w:document xmlns:wpc="http://schemas.microsoft.com/office/word/2010/wordprocessingCanvas" xmlns:cx="http://schemas.microsoft.com/office/drawing/2014/chartex" xmlns:cx1="http://schemas.microsoft.com/office/drawing/2015/9/8/chartex" xmlns:cx2="http://schemas.microsoft.com/office/drawing/2015/10/21/chartex" xmlns:cx3="http://schemas.microsoft.com/office/drawing/2016/5/9/chartex" xmlns:cx4="http://schemas.microsoft.com/office/drawing/2016/5/10/chartex" xmlns:cx5="http://schemas.microsoft.com/office/drawing/2016/5/11/chartex" xmlns:cx6="http://schemas.microsoft.com/office/drawing/2016/5/12/chartex" xmlns:cx7="http://schemas.microsoft.com/office/drawing/2016/5/13/chartex" xmlns:cx8="http://schemas.microsoft.com/office/drawing/2016/5/14/chartex" xmlns:mc="http://schemas.openxmlformats.org/markup-compatibility/2006" xmlns:aink="http://schemas.microsoft.com/office/drawing/2016/ink" xmlns:am3d="http://schemas.microsoft.com/office/drawing/2017/model3d" xmlns:o="urn:schemas-microsoft-com:office:office" xmlns:oel="http://schemas.microsoft.com/office/2019/extlst" xmlns:r="http://schemas.openxmlformats.org/officeDocument/2006/relationships" xmlns:m="http://schemas.openxmlformats.org/officeDocument/2006/math" xmlns:v="urn:schemas-microsoft-com:vml" xmlns:wp14="http://schemas.microsoft.com/office/word/2010/wordprocessingDrawing" xmlns:wp="http://schemas.openxmlformats.org/drawingml/2006/wordprocessingDrawing" xmlns:w10="urn:schemas-microsoft-com:office:word" xmlns:w="http://schemas.openxmlformats.org/wordprocessingml/2006/main" xmlns:w14="http://schemas.microsoft.com/office/word/2010/wordml" xmlns:w15="http://schemas.microsoft.com/office/word/2012/wordml" xmlns:w16cex="http://schemas.microsoft.com/office/word/2018/wordml/cex" xmlns:w16cid="http://schemas.microsoft.com/office/word/2016/wordml/cid" xmlns:w16="http://schemas.microsoft.com/office/word/2018/wordml" xmlns:w16du="http://schemas.microsoft.com/office/word/2023/wordml/word16du" xmlns:w16sdtdh="http://schemas.microsoft.com/office/word/2020/wordml/sdtdatahash" xmlns:w16sdtfl="http://schemas.microsoft.com/office/word/2024/wordml/sdtformatlock" xmlns:w16se="http://schemas.microsoft.com/office/word/2015/wordml/symex" xmlns:wpg="http://schemas.microsoft.com/office/word/2010/wordprocessingGroup" xmlns:wpi="http://schemas.microsoft.com/office/word/2010/wordprocessingInk" xmlns:wne="http://schemas.microsoft.com/office/word/2006/wordml" xmlns:wps="http://schemas.microsoft.com/office/word/2010/wordprocessingShape" mc:Ignorable="w14 w15 w16se w16cid w16 w16cex w16sdtdh w16sdtfl w16du wp14">
   <w:body>
     <w:p>
       <w:pPr>
@@ -129,55 +129,6 @@
                                 <w:szCs w:val="18"/>
                               </w:rPr>
                             </w:pPr>
-                            <w:r>
-                              <w:rPr>
-                                <w:rFonts w:hint="eastAsia"/>
-                                <w:sz w:val="18"/>
-                                <w:szCs w:val="18"/>
-                              </w:rPr>
-                              <w:t>フォントサイズは9pt</w:t>
-                            </w:r>
-                            <w:r>
-                              <w:rPr>
-                                <w:rFonts w:hint="eastAsia"/>
-                                <w:sz w:val="18"/>
-                                <w:szCs w:val="18"/>
-                              </w:rPr>
-                              <w:t>のまま変更しない（この説明は削除して記載すること</w:t>
-                            </w:r>
-                            <w:r>
-                              <w:rPr>
-                                <w:rFonts w:hint="eastAsia"/>
-                                <w:sz w:val="18"/>
-                                <w:szCs w:val="18"/>
-                              </w:rPr>
-                              <w:t>/</w:t>
-                            </w:r>
-                            <w:r>
-                              <w:rPr>
-                                <w:rFonts w:hint="eastAsia"/>
-                                <w:sz w:val="18"/>
-                                <w:szCs w:val="18"/>
-                              </w:rPr>
-                              <w:t>以下同様</w:t>
-                            </w:r>
-                            <w:r>
-                              <w:rPr>
-                                <w:rFonts w:hint="eastAsia"/>
-                                <w:sz w:val="18"/>
-                                <w:szCs w:val="18"/>
-                              </w:rPr>
-                              <w:t>）</w:t>
-                            </w:r>
-                          </w:p>
-                          <w:p>
-                            <w:pPr>
-                              <w:spacing w:line="300" w:lineRule="exact"/>
-                              <w:rPr>
-                                <w:sz w:val="18"/>
-                                <w:szCs w:val="18"/>
-                              </w:rPr>
-                            </w:pPr>
                           </w:p>
                           <w:p>
                             <w:pPr>
@@ -232,55 +183,6 @@
                           <w:szCs w:val="18"/>
                         </w:rPr>
                       </w:pPr>
-                      <w:r>
-                        <w:rPr>
-                          <w:rFonts w:hint="eastAsia"/>
-                          <w:sz w:val="18"/>
-                          <w:szCs w:val="18"/>
-                        </w:rPr>
-                        <w:t>フォントサイズは9pt</w:t>
-                      </w:r>
-                      <w:r>
-                        <w:rPr>
-                          <w:rFonts w:hint="eastAsia"/>
-                          <w:sz w:val="18"/>
-                          <w:szCs w:val="18"/>
-                        </w:rPr>
-                        <w:t>のまま変更しない（この説明は削除して記載すること</w:t>
-                      </w:r>
-                      <w:r>
-                        <w:rPr>
-                          <w:rFonts w:hint="eastAsia"/>
-                          <w:sz w:val="18"/>
-                          <w:szCs w:val="18"/>
-                        </w:rPr>
-                        <w:t>/</w:t>
-                      </w:r>
-                      <w:r>
-                        <w:rPr>
-                          <w:rFonts w:hint="eastAsia"/>
-                          <w:sz w:val="18"/>
-                          <w:szCs w:val="18"/>
-                        </w:rPr>
-                        <w:t>以下同様</w:t>
-                      </w:r>
-                      <w:r>
-                        <w:rPr>
-                          <w:rFonts w:hint="eastAsia"/>
-                          <w:sz w:val="18"/>
-                          <w:szCs w:val="18"/>
-                        </w:rPr>
-                        <w:t>）</w:t>
-                      </w:r>
-                    </w:p>
-                    <w:p>
-                      <w:pPr>
-                        <w:spacing w:line="300" w:lineRule="exact"/>
-                        <w:rPr>
-                          <w:sz w:val="18"/>
-                          <w:szCs w:val="18"/>
-                        </w:rPr>
-                      </w:pPr>
                     </w:p>
                     <w:p>
                       <w:pPr>
@@ -321,7 +223,7 @@
     <w:p>
       <w:pPr>
         <w:spacing w:line="240" w:lineRule="exact"/>
-        <w:ind w:left="373" w:hangingChars="200" w:hanging="373"/>
+        <w:ind w:left="380" w:hangingChars="200" w:hanging="380"/>
         <w:rPr>
           <w:b/>
           <w:bCs/>
@@ -2495,7 +2397,7 @@
 </file>
 
 <file path=word/endnotes.xml><?xml version="1.0" encoding="utf-8"?>
-<w:endnotes xmlns:wpc="http://schemas.microsoft.com/office/word/2010/wordprocessingCanvas" xmlns:cx="http://schemas.microsoft.com/office/drawing/2014/chartex" xmlns:cx1="http://schemas.microsoft.com/office/drawing/2015/9/8/chartex" xmlns:cx2="http://schemas.microsoft.com/office/drawing/2015/10/21/chartex" xmlns:cx3="http://schemas.microsoft.com/office/drawing/2016/5/9/chartex" xmlns:cx4="http://schemas.microsoft.com/office/drawing/2016/5/10/chartex" xmlns:cx5="http://schemas.microsoft.com/office/drawing/2016/5/11/chartex" xmlns:cx6="http://schemas.microsoft.com/office/drawing/2016/5/12/chartex" xmlns:cx7="http://schemas.microsoft.com/office/drawing/2016/5/13/chartex" xmlns:cx8="http://schemas.microsoft.com/office/drawing/2016/5/14/chartex" xmlns:mc="http://schemas.openxmlformats.org/markup-compatibility/2006" xmlns:aink="http://schemas.microsoft.com/office/drawing/2016/ink" xmlns:am3d="http://schemas.microsoft.com/office/drawing/2017/model3d" xmlns:o="urn:schemas-microsoft-com:office:office" xmlns:oel="http://schemas.microsoft.com/office/2019/extlst" xmlns:r="http://schemas.openxmlformats.org/officeDocument/2006/relationships" xmlns:m="http://schemas.openxmlformats.org/officeDocument/2006/math" xmlns:v="urn:schemas-microsoft-com:vml" xmlns:wp14="http://schemas.microsoft.com/office/word/2010/wordprocessingDrawing" xmlns:wp="http://schemas.openxmlformats.org/drawingml/2006/wordprocessingDrawing" xmlns:w10="urn:schemas-microsoft-com:office:word" xmlns:w="http://schemas.openxmlformats.org/wordprocessingml/2006/main" xmlns:w14="http://schemas.microsoft.com/office/word/2010/wordml" xmlns:w15="http://schemas.microsoft.com/office/word/2012/wordml" xmlns:w16cex="http://schemas.microsoft.com/office/word/2018/wordml/cex" xmlns:w16cid="http://schemas.microsoft.com/office/word/2016/wordml/cid" xmlns:w16="http://schemas.microsoft.com/office/word/2018/wordml" xmlns:w16du="http://schemas.microsoft.com/office/word/2023/wordml/word16du" xmlns:w16sdtdh="http://schemas.microsoft.com/office/word/2020/wordml/sdtdatahash" xmlns:w16se="http://schemas.microsoft.com/office/word/2015/wordml/symex" xmlns:wpg="http://schemas.microsoft.com/office/word/2010/wordprocessingGroup" xmlns:wpi="http://schemas.microsoft.com/office/word/2010/wordprocessingInk" xmlns:wne="http://schemas.microsoft.com/office/word/2006/wordml" xmlns:wps="http://schemas.microsoft.com/office/word/2010/wordprocessingShape" mc:Ignorable="w14 w15 w16se w16cid w16 w16cex w16sdtdh w16du wp14">
+<w:endnotes xmlns:wpc="http://schemas.microsoft.com/office/word/2010/wordprocessingCanvas" xmlns:cx="http://schemas.microsoft.com/office/drawing/2014/chartex" xmlns:cx1="http://schemas.microsoft.com/office/drawing/2015/9/8/chartex" xmlns:cx2="http://schemas.microsoft.com/office/drawing/2015/10/21/chartex" xmlns:cx3="http://schemas.microsoft.com/office/drawing/2016/5/9/chartex" xmlns:cx4="http://schemas.microsoft.com/office/drawing/2016/5/10/chartex" xmlns:cx5="http://schemas.microsoft.com/office/drawing/2016/5/11/chartex" xmlns:cx6="http://schemas.microsoft.com/office/drawing/2016/5/12/chartex" xmlns:cx7="http://schemas.microsoft.com/office/drawing/2016/5/13/chartex" xmlns:cx8="http://schemas.microsoft.com/office/drawing/2016/5/14/chartex" xmlns:mc="http://schemas.openxmlformats.org/markup-compatibility/2006" xmlns:aink="http://schemas.microsoft.com/office/drawing/2016/ink" xmlns:am3d="http://schemas.microsoft.com/office/drawing/2017/model3d" xmlns:o="urn:schemas-microsoft-com:office:office" xmlns:oel="http://schemas.microsoft.com/office/2019/extlst" xmlns:r="http://schemas.openxmlformats.org/officeDocument/2006/relationships" xmlns:m="http://schemas.openxmlformats.org/officeDocument/2006/math" xmlns:v="urn:schemas-microsoft-com:vml" xmlns:wp14="http://schemas.microsoft.com/office/word/2010/wordprocessingDrawing" xmlns:wp="http://schemas.openxmlformats.org/drawingml/2006/wordprocessingDrawing" xmlns:w10="urn:schemas-microsoft-com:office:word" xmlns:w="http://schemas.openxmlformats.org/wordprocessingml/2006/main" xmlns:w14="http://schemas.microsoft.com/office/word/2010/wordml" xmlns:w15="http://schemas.microsoft.com/office/word/2012/wordml" xmlns:w16cex="http://schemas.microsoft.com/office/word/2018/wordml/cex" xmlns:w16cid="http://schemas.microsoft.com/office/word/2016/wordml/cid" xmlns:w16="http://schemas.microsoft.com/office/word/2018/wordml" xmlns:w16du="http://schemas.microsoft.com/office/word/2023/wordml/word16du" xmlns:w16sdtdh="http://schemas.microsoft.com/office/word/2020/wordml/sdtdatahash" xmlns:w16sdtfl="http://schemas.microsoft.com/office/word/2024/wordml/sdtformatlock" xmlns:w16se="http://schemas.microsoft.com/office/word/2015/wordml/symex" xmlns:wpg="http://schemas.microsoft.com/office/word/2010/wordprocessingGroup" xmlns:wpi="http://schemas.microsoft.com/office/word/2010/wordprocessingInk" xmlns:wne="http://schemas.microsoft.com/office/word/2006/wordml" xmlns:wps="http://schemas.microsoft.com/office/word/2010/wordprocessingShape" mc:Ignorable="w14 w15 w16se w16cid w16 w16cex w16sdtdh w16sdtfl w16du wp14">
   <w:endnote w:type="separator" w:id="-1">
     <w:p>
       <w:r>
@@ -2514,7 +2416,7 @@
 </file>
 
 <file path=word/footer1.xml><?xml version="1.0" encoding="utf-8"?>
-<w:ftr xmlns:wpc="http://schemas.microsoft.com/office/word/2010/wordprocessingCanvas" xmlns:cx="http://schemas.microsoft.com/office/drawing/2014/chartex" xmlns:cx1="http://schemas.microsoft.com/office/drawing/2015/9/8/chartex" xmlns:cx2="http://schemas.microsoft.com/office/drawing/2015/10/21/chartex" xmlns:cx3="http://schemas.microsoft.com/office/drawing/2016/5/9/chartex" xmlns:cx4="http://schemas.microsoft.com/office/drawing/2016/5/10/chartex" xmlns:cx5="http://schemas.microsoft.com/office/drawing/2016/5/11/chartex" xmlns:cx6="http://schemas.microsoft.com/office/drawing/2016/5/12/chartex" xmlns:cx7="http://schemas.microsoft.com/office/drawing/2016/5/13/chartex" xmlns:cx8="http://schemas.microsoft.com/office/drawing/2016/5/14/chartex" xmlns:mc="http://schemas.openxmlformats.org/markup-compatibility/2006" xmlns:aink="http://schemas.microsoft.com/office/drawing/2016/ink" xmlns:am3d="http://schemas.microsoft.com/office/drawing/2017/model3d" xmlns:o="urn:schemas-microsoft-com:office:office" xmlns:oel="http://schemas.microsoft.com/office/2019/extlst" xmlns:r="http://schemas.openxmlformats.org/officeDocument/2006/relationships" xmlns:m="http://schemas.openxmlformats.org/officeDocument/2006/math" xmlns:v="urn:schemas-microsoft-com:vml" xmlns:wp14="http://schemas.microsoft.com/office/word/2010/wordprocessingDrawing" xmlns:wp="http://schemas.openxmlformats.org/drawingml/2006/wordprocessingDrawing" xmlns:w10="urn:schemas-microsoft-com:office:word" xmlns:w="http://schemas.openxmlformats.org/wordprocessingml/2006/main" xmlns:w14="http://schemas.microsoft.com/office/word/2010/wordml" xmlns:w15="http://schemas.microsoft.com/office/word/2012/wordml" xmlns:w16cex="http://schemas.microsoft.com/office/word/2018/wordml/cex" xmlns:w16cid="http://schemas.microsoft.com/office/word/2016/wordml/cid" xmlns:w16="http://schemas.microsoft.com/office/word/2018/wordml" xmlns:w16du="http://schemas.microsoft.com/office/word/2023/wordml/word16du" xmlns:w16sdtdh="http://schemas.microsoft.com/office/word/2020/wordml/sdtdatahash" xmlns:w16se="http://schemas.microsoft.com/office/word/2015/wordml/symex" xmlns:wpg="http://schemas.microsoft.com/office/word/2010/wordprocessingGroup" xmlns:wpi="http://schemas.microsoft.com/office/word/2010/wordprocessingInk" xmlns:wne="http://schemas.microsoft.com/office/word/2006/wordml" xmlns:wps="http://schemas.microsoft.com/office/word/2010/wordprocessingShape" mc:Ignorable="w14 w15 w16se w16cid w16 w16cex w16sdtdh w16du wp14">
+<w:ftr xmlns:wpc="http://schemas.microsoft.com/office/word/2010/wordprocessingCanvas" xmlns:cx="http://schemas.microsoft.com/office/drawing/2014/chartex" xmlns:cx1="http://schemas.microsoft.com/office/drawing/2015/9/8/chartex" xmlns:cx2="http://schemas.microsoft.com/office/drawing/2015/10/21/chartex" xmlns:cx3="http://schemas.microsoft.com/office/drawing/2016/5/9/chartex" xmlns:cx4="http://schemas.microsoft.com/office/drawing/2016/5/10/chartex" xmlns:cx5="http://schemas.microsoft.com/office/drawing/2016/5/11/chartex" xmlns:cx6="http://schemas.microsoft.com/office/drawing/2016/5/12/chartex" xmlns:cx7="http://schemas.microsoft.com/office/drawing/2016/5/13/chartex" xmlns:cx8="http://schemas.microsoft.com/office/drawing/2016/5/14/chartex" xmlns:mc="http://schemas.openxmlformats.org/markup-compatibility/2006" xmlns:aink="http://schemas.microsoft.com/office/drawing/2016/ink" xmlns:am3d="http://schemas.microsoft.com/office/drawing/2017/model3d" xmlns:o="urn:schemas-microsoft-com:office:office" xmlns:oel="http://schemas.microsoft.com/office/2019/extlst" xmlns:r="http://schemas.openxmlformats.org/officeDocument/2006/relationships" xmlns:m="http://schemas.openxmlformats.org/officeDocument/2006/math" xmlns:v="urn:schemas-microsoft-com:vml" xmlns:wp14="http://schemas.microsoft.com/office/word/2010/wordprocessingDrawing" xmlns:wp="http://schemas.openxmlformats.org/drawingml/2006/wordprocessingDrawing" xmlns:w10="urn:schemas-microsoft-com:office:word" xmlns:w="http://schemas.openxmlformats.org/wordprocessingml/2006/main" xmlns:w14="http://schemas.microsoft.com/office/word/2010/wordml" xmlns:w15="http://schemas.microsoft.com/office/word/2012/wordml" xmlns:w16cex="http://schemas.microsoft.com/office/word/2018/wordml/cex" xmlns:w16cid="http://schemas.microsoft.com/office/word/2016/wordml/cid" xmlns:w16="http://schemas.microsoft.com/office/word/2018/wordml" xmlns:w16du="http://schemas.microsoft.com/office/word/2023/wordml/word16du" xmlns:w16sdtdh="http://schemas.microsoft.com/office/word/2020/wordml/sdtdatahash" xmlns:w16sdtfl="http://schemas.microsoft.com/office/word/2024/wordml/sdtformatlock" xmlns:w16se="http://schemas.microsoft.com/office/word/2015/wordml/symex" xmlns:wpg="http://schemas.microsoft.com/office/word/2010/wordprocessingGroup" xmlns:wpi="http://schemas.microsoft.com/office/word/2010/wordprocessingInk" xmlns:wne="http://schemas.microsoft.com/office/word/2006/wordml" xmlns:wps="http://schemas.microsoft.com/office/word/2010/wordprocessingShape" mc:Ignorable="w14 w15 w16se w16cid w16 w16cex w16sdtdh w16sdtfl w16du wp14">
   <w:sdt>
     <w:sdtPr>
       <w:id w:val="-1560542606"/>
@@ -2523,7 +2425,6 @@
         <w:docPartUnique/>
       </w:docPartObj>
     </w:sdtPr>
-    <w:sdtEndPr/>
     <w:sdtContent>
       <w:p>
         <w:pPr>
@@ -2560,7 +2461,7 @@
 </file>
 
 <file path=word/footnotes.xml><?xml version="1.0" encoding="utf-8"?>
-<w:footnotes xmlns:wpc="http://schemas.microsoft.com/office/word/2010/wordprocessingCanvas" xmlns:cx="http://schemas.microsoft.com/office/drawing/2014/chartex" xmlns:cx1="http://schemas.microsoft.com/office/drawing/2015/9/8/chartex" xmlns:cx2="http://schemas.microsoft.com/office/drawing/2015/10/21/chartex" xmlns:cx3="http://schemas.microsoft.com/office/drawing/2016/5/9/chartex" xmlns:cx4="http://schemas.microsoft.com/office/drawing/2016/5/10/chartex" xmlns:cx5="http://schemas.microsoft.com/office/drawing/2016/5/11/chartex" xmlns:cx6="http://schemas.microsoft.com/office/drawing/2016/5/12/chartex" xmlns:cx7="http://schemas.microsoft.com/office/drawing/2016/5/13/chartex" xmlns:cx8="http://schemas.microsoft.com/office/drawing/2016/5/14/chartex" xmlns:mc="http://schemas.openxmlformats.org/markup-compatibility/2006" xmlns:aink="http://schemas.microsoft.com/office/drawing/2016/ink" xmlns:am3d="http://schemas.microsoft.com/office/drawing/2017/model3d" xmlns:o="urn:schemas-microsoft-com:office:office" xmlns:oel="http://schemas.microsoft.com/office/2019/extlst" xmlns:r="http://schemas.openxmlformats.org/officeDocument/2006/relationships" xmlns:m="http://schemas.openxmlformats.org/officeDocument/2006/math" xmlns:v="urn:schemas-microsoft-com:vml" xmlns:wp14="http://schemas.microsoft.com/office/word/2010/wordprocessingDrawing" xmlns:wp="http://schemas.openxmlformats.org/drawingml/2006/wordprocessingDrawing" xmlns:w10="urn:schemas-microsoft-com:office:word" xmlns:w="http://schemas.openxmlformats.org/wordprocessingml/2006/main" xmlns:w14="http://schemas.microsoft.com/office/word/2010/wordml" xmlns:w15="http://schemas.microsoft.com/office/word/2012/wordml" xmlns:w16cex="http://schemas.microsoft.com/office/word/2018/wordml/cex" xmlns:w16cid="http://schemas.microsoft.com/office/word/2016/wordml/cid" xmlns:w16="http://schemas.microsoft.com/office/word/2018/wordml" xmlns:w16du="http://schemas.microsoft.com/office/word/2023/wordml/word16du" xmlns:w16sdtdh="http://schemas.microsoft.com/office/word/2020/wordml/sdtdatahash" xmlns:w16se="http://schemas.microsoft.com/office/word/2015/wordml/symex" xmlns:wpg="http://schemas.microsoft.com/office/word/2010/wordprocessingGroup" xmlns:wpi="http://schemas.microsoft.com/office/word/2010/wordprocessingInk" xmlns:wne="http://schemas.microsoft.com/office/word/2006/wordml" xmlns:wps="http://schemas.microsoft.com/office/word/2010/wordprocessingShape" mc:Ignorable="w14 w15 w16se w16cid w16 w16cex w16sdtdh w16du wp14">
+<w:footnotes xmlns:wpc="http://schemas.microsoft.com/office/word/2010/wordprocessingCanvas" xmlns:cx="http://schemas.microsoft.com/office/drawing/2014/chartex" xmlns:cx1="http://schemas.microsoft.com/office/drawing/2015/9/8/chartex" xmlns:cx2="http://schemas.microsoft.com/office/drawing/2015/10/21/chartex" xmlns:cx3="http://schemas.microsoft.com/office/drawing/2016/5/9/chartex" xmlns:cx4="http://schemas.microsoft.com/office/drawing/2016/5/10/chartex" xmlns:cx5="http://schemas.microsoft.com/office/drawing/2016/5/11/chartex" xmlns:cx6="http://schemas.microsoft.com/office/drawing/2016/5/12/chartex" xmlns:cx7="http://schemas.microsoft.com/office/drawing/2016/5/13/chartex" xmlns:cx8="http://schemas.microsoft.com/office/drawing/2016/5/14/chartex" xmlns:mc="http://schemas.openxmlformats.org/markup-compatibility/2006" xmlns:aink="http://schemas.microsoft.com/office/drawing/2016/ink" xmlns:am3d="http://schemas.microsoft.com/office/drawing/2017/model3d" xmlns:o="urn:schemas-microsoft-com:office:office" xmlns:oel="http://schemas.microsoft.com/office/2019/extlst" xmlns:r="http://schemas.openxmlformats.org/officeDocument/2006/relationships" xmlns:m="http://schemas.openxmlformats.org/officeDocument/2006/math" xmlns:v="urn:schemas-microsoft-com:vml" xmlns:wp14="http://schemas.microsoft.com/office/word/2010/wordprocessingDrawing" xmlns:wp="http://schemas.openxmlformats.org/drawingml/2006/wordprocessingDrawing" xmlns:w10="urn:schemas-microsoft-com:office:word" xmlns:w="http://schemas.openxmlformats.org/wordprocessingml/2006/main" xmlns:w14="http://schemas.microsoft.com/office/word/2010/wordml" xmlns:w15="http://schemas.microsoft.com/office/word/2012/wordml" xmlns:w16cex="http://schemas.microsoft.com/office/word/2018/wordml/cex" xmlns:w16cid="http://schemas.microsoft.com/office/word/2016/wordml/cid" xmlns:w16="http://schemas.microsoft.com/office/word/2018/wordml" xmlns:w16du="http://schemas.microsoft.com/office/word/2023/wordml/word16du" xmlns:w16sdtdh="http://schemas.microsoft.com/office/word/2020/wordml/sdtdatahash" xmlns:w16sdtfl="http://schemas.microsoft.com/office/word/2024/wordml/sdtformatlock" xmlns:w16se="http://schemas.microsoft.com/office/word/2015/wordml/symex" xmlns:wpg="http://schemas.microsoft.com/office/word/2010/wordprocessingGroup" xmlns:wpi="http://schemas.microsoft.com/office/word/2010/wordprocessingInk" xmlns:wne="http://schemas.microsoft.com/office/word/2006/wordml" xmlns:wps="http://schemas.microsoft.com/office/word/2010/wordprocessingShape" mc:Ignorable="w14 w15 w16se w16cid w16 w16cex w16sdtdh w16sdtfl w16du wp14">
   <w:footnote w:type="separator" w:id="-1">
     <w:p>
       <w:r>
@@ -2579,7 +2480,7 @@
 </file>
 
 <file path=word/styles.xml><?xml version="1.0" encoding="utf-8"?>
-<w:styles xmlns:mc="http://schemas.openxmlformats.org/markup-compatibility/2006" xmlns:r="http://schemas.openxmlformats.org/officeDocument/2006/relationships" xmlns:w="http://schemas.openxmlformats.org/wordprocessingml/2006/main" xmlns:w14="http://schemas.microsoft.com/office/word/2010/wordml" xmlns:w15="http://schemas.microsoft.com/office/word/2012/wordml" xmlns:w16cex="http://schemas.microsoft.com/office/word/2018/wordml/cex" xmlns:w16cid="http://schemas.microsoft.com/office/word/2016/wordml/cid" xmlns:w16="http://schemas.microsoft.com/office/word/2018/wordml" xmlns:w16du="http://schemas.microsoft.com/office/word/2023/wordml/word16du" xmlns:w16sdtdh="http://schemas.microsoft.com/office/word/2020/wordml/sdtdatahash" xmlns:w16se="http://schemas.microsoft.com/office/word/2015/wordml/symex" mc:Ignorable="w14 w15 w16se w16cid w16 w16cex w16sdtdh w16du">
+<w:styles xmlns:mc="http://schemas.openxmlformats.org/markup-compatibility/2006" xmlns:r="http://schemas.openxmlformats.org/officeDocument/2006/relationships" xmlns:w="http://schemas.openxmlformats.org/wordprocessingml/2006/main" xmlns:w14="http://schemas.microsoft.com/office/word/2010/wordml" xmlns:w15="http://schemas.microsoft.com/office/word/2012/wordml" xmlns:w16cex="http://schemas.microsoft.com/office/word/2018/wordml/cex" xmlns:w16cid="http://schemas.microsoft.com/office/word/2016/wordml/cid" xmlns:w16="http://schemas.microsoft.com/office/word/2018/wordml" xmlns:w16du="http://schemas.microsoft.com/office/word/2023/wordml/word16du" xmlns:w16sdtdh="http://schemas.microsoft.com/office/word/2020/wordml/sdtdatahash" xmlns:w16sdtfl="http://schemas.microsoft.com/office/word/2024/wordml/sdtformatlock" xmlns:w16se="http://schemas.microsoft.com/office/word/2015/wordml/symex" mc:Ignorable="w14 w15 w16se w16cid w16 w16cex w16sdtdh w16sdtfl w16du">
   <w:docDefaults>
     <w:rPrDefault>
       <w:rPr>
@@ -3851,6 +3752,26 @@
 </file>
 
 <file path=customXml/item1.xml><?xml version="1.0" encoding="utf-8"?>
+<?mso-contentType ?>
+<FormTemplates xmlns="http://schemas.microsoft.com/sharepoint/v3/contenttype/forms">
+  <Display>DocumentLibraryForm</Display>
+  <Edit>DocumentLibraryForm</Edit>
+  <New>DocumentLibraryForm</New>
+</FormTemplates>
+</file>
+
+<file path=customXml/item2.xml><?xml version="1.0" encoding="utf-8"?>
+<p:properties xmlns:p="http://schemas.microsoft.com/office/2006/metadata/properties" xmlns:xsi="http://www.w3.org/2001/XMLSchema-instance" xmlns:pc="http://schemas.microsoft.com/office/infopath/2007/PartnerControls">
+  <documentManagement>
+    <TaxCatchAll xmlns="59901404-ecac-4961-9352-d236afeefc8f" xsi:nil="true"/>
+    <lcf76f155ced4ddcb4097134ff3c332f xmlns="1ed0c1c6-3dfa-4951-8e8e-841212af1160">
+      <Terms xmlns="http://schemas.microsoft.com/office/infopath/2007/PartnerControls"/>
+    </lcf76f155ced4ddcb4097134ff3c332f>
+  </documentManagement>
+</p:properties>
+</file>
+
+<file path=customXml/item3.xml><?xml version="1.0" encoding="utf-8"?>
 <ct:contentTypeSchema xmlns:ct="http://schemas.microsoft.com/office/2006/metadata/contentType" xmlns:ma="http://schemas.microsoft.com/office/2006/metadata/properties/metaAttributes" ct:_="" ma:_="" ma:contentTypeName="ドキュメント" ma:contentTypeID="0x0101009CBAF46F4FF1744486C9B982F2F22868" ma:contentTypeVersion="16" ma:contentTypeDescription="新しいドキュメントを作成します。" ma:contentTypeScope="" ma:versionID="4703805b4c9513752d24401cc5c3d683">
   <xsd:schema xmlns:xsd="http://www.w3.org/2001/XMLSchema" xmlns:xs="http://www.w3.org/2001/XMLSchema" xmlns:p="http://schemas.microsoft.com/office/2006/metadata/properties" xmlns:ns2="1ed0c1c6-3dfa-4951-8e8e-841212af1160" xmlns:ns3="59901404-ecac-4961-9352-d236afeefc8f" targetNamespace="http://schemas.microsoft.com/office/2006/metadata/properties" ma:root="true" ma:fieldsID="ff1691461d580a153e641f52eaf9bccd" ns2:_="" ns3:_="">
     <xsd:import namespace="1ed0c1c6-3dfa-4951-8e8e-841212af1160"/>
@@ -4091,27 +4012,26 @@
 </ct:contentTypeSchema>
 </file>
 
-<file path=customXml/item2.xml><?xml version="1.0" encoding="utf-8"?>
-<p:properties xmlns:p="http://schemas.microsoft.com/office/2006/metadata/properties" xmlns:xsi="http://www.w3.org/2001/XMLSchema-instance" xmlns:pc="http://schemas.microsoft.com/office/infopath/2007/PartnerControls">
-  <documentManagement>
-    <TaxCatchAll xmlns="59901404-ecac-4961-9352-d236afeefc8f" xsi:nil="true"/>
-    <lcf76f155ced4ddcb4097134ff3c332f xmlns="1ed0c1c6-3dfa-4951-8e8e-841212af1160">
-      <Terms xmlns="http://schemas.microsoft.com/office/infopath/2007/PartnerControls"/>
-    </lcf76f155ced4ddcb4097134ff3c332f>
-  </documentManagement>
-</p:properties>
+<file path=customXml/itemProps1.xml><?xml version="1.0" encoding="utf-8"?>
+<ds:datastoreItem xmlns:ds="http://schemas.openxmlformats.org/officeDocument/2006/customXml" ds:itemID="{E9489F44-8550-4B6C-BE2B-5F59E6C50147}">
+  <ds:schemaRefs>
+    <ds:schemaRef ds:uri="http://schemas.microsoft.com/sharepoint/v3/contenttype/forms"/>
+  </ds:schemaRefs>
+</ds:datastoreItem>
 </file>
 
-<file path=customXml/item3.xml><?xml version="1.0" encoding="utf-8"?>
-<?mso-contentType ?>
-<FormTemplates xmlns="http://schemas.microsoft.com/sharepoint/v3/contenttype/forms">
-  <Display>DocumentLibraryForm</Display>
-  <Edit>DocumentLibraryForm</Edit>
-  <New>DocumentLibraryForm</New>
-</FormTemplates>
+<file path=customXml/itemProps2.xml><?xml version="1.0" encoding="utf-8"?>
+<ds:datastoreItem xmlns:ds="http://schemas.openxmlformats.org/officeDocument/2006/customXml" ds:itemID="{563CE724-F900-44CC-BCBB-5803FA2A839A}">
+  <ds:schemaRefs>
+    <ds:schemaRef ds:uri="http://schemas.microsoft.com/office/2006/metadata/properties"/>
+    <ds:schemaRef ds:uri="http://schemas.microsoft.com/office/infopath/2007/PartnerControls"/>
+    <ds:schemaRef ds:uri="59901404-ecac-4961-9352-d236afeefc8f"/>
+    <ds:schemaRef ds:uri="1ed0c1c6-3dfa-4951-8e8e-841212af1160"/>
+  </ds:schemaRefs>
+</ds:datastoreItem>
 </file>
 
-<file path=customXml/itemProps1.xml><?xml version="1.0" encoding="utf-8"?>
+<file path=customXml/itemProps3.xml><?xml version="1.0" encoding="utf-8"?>
 <ds:datastoreItem xmlns:ds="http://schemas.openxmlformats.org/officeDocument/2006/customXml" ds:itemID="{3979681B-EB34-4C37-BCA4-9EAAD75E1F47}">
   <ds:schemaRefs>
     <ds:schemaRef ds:uri="http://schemas.microsoft.com/office/2006/metadata/contentType"/>
@@ -4128,29 +4048,4 @@
     <ds:schemaRef ds:uri="http://schemas.microsoft.com/internal/obd"/>
   </ds:schemaRefs>
 </ds:datastoreItem>
-</file>
-
-<file path=customXml/itemProps2.xml><?xml version="1.0" encoding="utf-8"?>
-<ds:datastoreItem xmlns:ds="http://schemas.openxmlformats.org/officeDocument/2006/customXml" ds:itemID="{563CE724-F900-44CC-BCBB-5803FA2A839A}">
-  <ds:schemaRefs>
-    <ds:schemaRef ds:uri="http://purl.org/dc/dcmitype/"/>
-    <ds:schemaRef ds:uri="59901404-ecac-4961-9352-d236afeefc8f"/>
-    <ds:schemaRef ds:uri="http://schemas.microsoft.com/office/2006/documentManagement/types"/>
-    <ds:schemaRef ds:uri="http://schemas.microsoft.com/office/infopath/2007/PartnerControls"/>
-    <ds:schemaRef ds:uri="http://schemas.microsoft.com/office/2006/metadata/properties"/>
-    <ds:schemaRef ds:uri="http://purl.org/dc/elements/1.1/"/>
-    <ds:schemaRef ds:uri="http://purl.org/dc/terms/"/>
-    <ds:schemaRef ds:uri="http://schemas.openxmlformats.org/package/2006/metadata/core-properties"/>
-    <ds:schemaRef ds:uri="1ed0c1c6-3dfa-4951-8e8e-841212af1160"/>
-    <ds:schemaRef ds:uri="http://www.w3.org/XML/1998/namespace"/>
-  </ds:schemaRefs>
-</ds:datastoreItem>
-</file>
-
-<file path=customXml/itemProps3.xml><?xml version="1.0" encoding="utf-8"?>
-<ds:datastoreItem xmlns:ds="http://schemas.openxmlformats.org/officeDocument/2006/customXml" ds:itemID="{E9489F44-8550-4B6C-BE2B-5F59E6C50147}">
-  <ds:schemaRefs>
-    <ds:schemaRef ds:uri="http://schemas.microsoft.com/sharepoint/v3/contenttype/forms"/>
-  </ds:schemaRefs>
-</ds:datastoreItem>
 </file>